--- a/flow/20230914_vu_template/В,У - Мінея/09-Вересень/28-__-Харитона.docx
+++ b/flow/20230914_vu_template/В,У - Мінея/09-Вересень/28-__-Харитона.docx
@@ -1267,7 +1267,7 @@
           <w:sz w:val="24"/>
           <w:szCs w:val="24"/>
         </w:rPr>
-        <w:t>Виходить чоловік до свого діла,* і до своєї праці аж до вечора.</w:t>
+        <w:t>Виходить людина до свого діла,* і до своєї праці аж до вечора.</w:t>
       </w:r>
     </w:p>
     <w:p>
@@ -1765,7 +1765,7 @@
           <w:sz w:val="24"/>
           <w:szCs w:val="24"/>
         </w:rPr>
-        <w:t>о милости твоєї, але вислухай, Господи, усі наші спасенні прохання, і вчини нас достойними любити і боятися тебе від усього серця нашого і творити в усьому волю твою. Бо ти є добрий і чоловіколюбний Бог, і тобі славу віддаємо: Отцю, і Сину, і Святому Духов</w:t>
+        <w:t>о милости твоєї, але вислухай, Господи, усі наші спасенні прохання, і вчини нас достойними любити і боятися тебе від усього серця нашого і творити в усьому волю твою. Бо ти є добрий і людинолюбний Бог, і тобі славу віддаємо: Отцю, і Сину, і Святому Духов</w:t>
       </w:r>
       <w:r>
         <w:rPr>
@@ -1845,7 +1845,7 @@
           <w:sz w:val="24"/>
           <w:szCs w:val="24"/>
         </w:rPr>
-        <w:t>ю, що знаєш думки людські, що відаєш те, чого ми потребуємо, і багато більше, ніж ми просимо, або розуміємо. Самий ти, чоловіколюбний Царю, у всьому добрий, задовольни нас багатством твоїх ласк, щоб ми непостидною совістю призивали святе ім'я твоє; і не вв</w:t>
+        <w:t>ю, що знаєш думки людські, що відаєш те, чого ми потребуємо, і багато більше, ніж ми просимо, або розуміємо. Самий ти, людинолюбний Царю, у всьому добрий, задовольни нас багатством твоїх ласк, щоб ми непостидною совістю призивали святе ім'я твоє; і не вв</w:t>
       </w:r>
       <w:r>
         <w:rPr>
@@ -1897,7 +1897,7 @@
           <w:sz w:val="24"/>
           <w:szCs w:val="24"/>
         </w:rPr>
-        <w:t xml:space="preserve"> Святого твого Духа, − милістю, щедротами і чоловіколюб'ям єдинородного Сина твого, з яким і ти є благословенний, з пресвятим, добрим і животворящим твоїм Духом, нині і повсякчас, і на віки віків. Амінь.</w:t>
+        <w:t xml:space="preserve"> Святого твого Духа, − милістю, щедротами і людинолюб'ям єдинородного Сина твого, з яким і ти є благословенний, з пресвятим, добрим і животворящим твоїм Духом, нині і повсякчас, і на віки віків. Амінь.</w:t>
       </w:r>
     </w:p>
     <w:p>
@@ -1941,7 +1941,7 @@
           <w:sz w:val="24"/>
           <w:szCs w:val="24"/>
         </w:rPr>
-        <w:t xml:space="preserve"> чоловіколюбного Бога нашого. Бо ти Бог наш і тобі славу віддаємо: Отцю, і Сину, і Святому Духові, нині і повсякчас, і на віки віків. Амінь.</w:t>
+        <w:t xml:space="preserve"> людинолюбного Бога нашого. Бо ти Бог наш і тобі славу віддаємо: Отцю, і Сину, і Святому Духові, нині і повсякчас, і на віки віків. Амінь.</w:t>
       </w:r>
     </w:p>
     <w:p>
@@ -2010,7 +2010,7 @@
           <w:sz w:val="24"/>
           <w:szCs w:val="24"/>
         </w:rPr>
-        <w:t>оєї доброти, приносячи твоєму милосердю молитви і моління, за наші і всіх твоїх людей провини. Відвідай їх задля молитов святої Богородиці. Бо ти є добрий і чоловіколюбний Бог, і тобі віддаємо славу: Отцю, і Сину, і Святому Духові, нині і повсякчас, і на в</w:t>
+        <w:t>оєї доброти, приносячи твоєму милосердю молитви і моління, за наші і всіх твоїх людей провини. Відвідай їх задля молитов святої Богородиці. Бо ти є добрий і людинолюбний Бог, і тобі віддаємо славу: Отцю, і Сину, і Святому Духові, нині і повсякчас, і на в</w:t>
       </w:r>
       <w:r>
         <w:rPr>
@@ -7133,8 +7133,7 @@
           <w:sz w:val="24"/>
           <w:szCs w:val="24"/>
         </w:rPr>
-        <w:lastRenderedPageBreak/>
-        <w:t>єси безмірно,* Харитоне преподобний.* Тому прикрасив тебе небесними дарами* Ісус Чоловіколюбець* і Спаситель душ наших.</w:t>
+        <w:t>єси безмірно,* Харитоне преподобний.* Тому прикрасив тебе небесними дарами* Ісус Людинолюбець* і Спаситель душ наших.</w:t>
       </w:r>
     </w:p>
     <w:p>
@@ -8057,7 +8056,7 @@
           <w:sz w:val="24"/>
           <w:szCs w:val="24"/>
         </w:rPr>
-        <w:t xml:space="preserve"> ти поклав за основу чеснот* зречення з похітливости давнього чоловіка* і направду зодягнувся у Христа.* Тому й засоромив ти, Преподобний, багато</w:t>
+        <w:t xml:space="preserve"> ти поклав за основу чеснот* зречення з похітливости давнього людинаа* і направду зодягнувся у Христа.* Тому й засоромив ти, Преподобний, багато</w:t>
       </w:r>
       <w:r>
         <w:rPr>
@@ -8304,7 +8303,7 @@
           <w:sz w:val="24"/>
           <w:szCs w:val="24"/>
         </w:rPr>
-        <w:t xml:space="preserve">Добрий Чоловіколюбче Царю, що все благословляєш! Молимось тобі наполегливо, серцем сокрушеним і духом смиренним: Благослови наші входи і виходи, Христе, істинний Боже </w:t>
+        <w:t xml:space="preserve">Добрий Людинолюбче Царю, що все благословляєш! Молимось тобі наполегливо, серцем сокрушеним і духом смиренним: Благослови наші входи і виходи, Христе, істинний Боже </w:t>
       </w:r>
       <w:r>
         <w:rPr>
@@ -11661,7 +11660,7 @@
           <w:szCs w:val="24"/>
           <w:u w:val="single"/>
         </w:rPr>
-        <w:t xml:space="preserve">д темряви і сонце поклав, щоб правити днем, а місяць і зорі, щоб володіли ніччю, нас же грішних вчинив достойними і в теперішню годину стати перед твоїм обличчям, щоб тебе визнавати і принести тобі вечірнє славослов'я. Направ, Чоловіколюбче, молитву нашу, </w:t>
+        <w:t xml:space="preserve">д темряви і сонце поклав, щоб правити днем, а місяць і зорі, щоб володіли ніччю, нас же грішних вчинив достойними і в теперішню годину стати перед твоїм обличчям, щоб тебе визнавати і принести тобі вечірнє славослов'я. Направ, Людинолюбче, молитву нашу, </w:t>
       </w:r>
       <w:r>
         <w:rPr>
@@ -11951,7 +11950,7 @@
           <w:sz w:val="24"/>
           <w:szCs w:val="24"/>
         </w:rPr>
-        <w:t xml:space="preserve"> Господи, Боже наш, що прихилив небо і зійшов на спасіння людського роду! Зглянься на слуг твоїх і на спадкоємство твоє, бо перед тобою, страшним і чоловіколюбним Суддею, слуги твої схилили свої голови і зігнули свої шиї, не від людей очікуючи допомоги, ал</w:t>
+        <w:t xml:space="preserve"> Господи, Боже наш, що прихилив небо і зійшов на спасіння людського роду! Зглянься на слуг твоїх і на спадкоємство твоє, бо перед тобою, страшним і людинолюбним Суддею, слуги твої схилили свої голови і зігнули свої шиї, не від людей очікуючи допомоги, ал</w:t>
       </w:r>
       <w:r>
         <w:rPr>
@@ -12791,7 +12790,7 @@
           <w:sz w:val="24"/>
           <w:szCs w:val="24"/>
         </w:rPr>
-        <w:t>Ти, Милосердний, що задля нас народився з Діви,* витерпів розп'яття і смертю смерть подолав,* і як Бог, появив воскресіння,* не погорди тими, що їх ти створив рукою своєю.* Покажи, Милостивий, своє чоловіколюбство,* прийми Богородицю, щ</w:t>
+        <w:t>Ти, Милосердний, що задля нас народився з Діви,* витерпів розп'яття і смертю смерть подолав,* і як Бог, появив воскресіння,* не погорди тими, що їх ти створив рукою своєю.* Покажи, Милостивий, своє людинолюбство,* прийми Богородицю, щ</w:t>
       </w:r>
       <w:r>
         <w:rPr>
@@ -13214,7 +13213,7 @@
           <w:sz w:val="24"/>
           <w:szCs w:val="24"/>
         </w:rPr>
-        <w:t xml:space="preserve"> як благий і чоловіколюбець.</w:t>
+        <w:t xml:space="preserve"> як благий і людинолюбний.</w:t>
       </w:r>
     </w:p>
     <w:p>
@@ -14802,7 +14801,7 @@
           <w:sz w:val="24"/>
           <w:szCs w:val="24"/>
         </w:rPr>
-        <w:t xml:space="preserve"> яму.* Я став як чоловік, що допомоги не має.</w:t>
+        <w:t xml:space="preserve"> яму.* Я став як людина, що допомоги не має.</w:t>
       </w:r>
     </w:p>
     <w:p>
@@ -16472,16 +16471,16 @@
           <w:sz w:val="24"/>
           <w:szCs w:val="24"/>
         </w:rPr>
-        <w:t>владу прощати гріхи. Серце ж чисте вчини в нас і Духом владичним утверди нас, і радість спасіння твого яви нам. Не відкинь нас від лиця твого, але дозволь, як Добрий і Чоловіколюбець, аж до останнього нашого віддиху появляти тобі жертву справедливости й пр</w:t>
-      </w:r>
-      <w:r>
-        <w:rPr>
-          <w:rFonts w:ascii="Times New Roman" w:hAnsi="Times New Roman" w:cs="Times New Roman"/>
-          <w:color w:val="000000"/>
-          <w:sz w:val="24"/>
-          <w:szCs w:val="24"/>
-        </w:rPr>
-        <w:t>иноси на святих твоїх жертовниках, милістю і ласками і чоловіколюб'ям єдинородного Сина твого, з яким ти є благословенний з пресвятим, добрим і животворящим твоїм Духом, нині й повсякчас, і на віки віків. Амінь.</w:t>
+        <w:t>владу прощати гріхи. Серце ж чисте вчини в нас і Духом владичним утверди нас, і радість спасіння твого яви нам. Не відкинь нас від лиця твого, але дозволь, як Добрий і Людинолюбець, аж до останнього нашого віддиху появляти тобі жертву справедливости й пр</w:t>
+      </w:r>
+      <w:r>
+        <w:rPr>
+          <w:rFonts w:ascii="Times New Roman" w:hAnsi="Times New Roman" w:cs="Times New Roman"/>
+          <w:color w:val="000000"/>
+          <w:sz w:val="24"/>
+          <w:szCs w:val="24"/>
+        </w:rPr>
+        <w:t>иноси на святих твоїх жертовниках, милістю і ласками і людинолюб'ям єдинородного Сина твого, з яким ти є благословенний з пресвятим, добрим і животворящим твоїм Духом, нині й повсякчас, і на віки віків. Амінь.</w:t>
       </w:r>
     </w:p>
     <w:p>
@@ -17979,7 +17978,7 @@
           <w:sz w:val="24"/>
           <w:szCs w:val="24"/>
         </w:rPr>
-        <w:t>Ти, Милосердний, що задля нас народився з Діви,* витерпів розп'яття і смертю смерть подолав,* і як Бог, появив воскресіння,* не погорди тими, що їх ти створив рукою своєю.* Покажи, Милостивий, своє чоловіколюбство,* прийми Богоро</w:t>
+        <w:t>Ти, Милосердний, що задля нас народився з Діви,* витерпів розп'яття і смертю смерть подолав,* і як Бог, появив воскресіння,* не погорди тими, що їх ти створив рукою своєю.* Покажи, Милостивий, своє людинолюбство,* прийми Богоро</w:t>
       </w:r>
       <w:r>
         <w:rPr>
@@ -18826,7 +18825,7 @@
           <w:sz w:val="24"/>
           <w:szCs w:val="24"/>
         </w:rPr>
-        <w:t>Бо Ти благий і Чоловіколюбець Бог єси і Тобі славу возсилаємо Отцю, і Сину, і Святому Духові</w:t>
+        <w:t>Бо Ти благий і Людинолюбець Бог єси і Тобі славу возсилаємо Отцю, і Сину, і Святому Духові</w:t>
       </w:r>
       <w:r>
         <w:rPr>
@@ -21943,7 +21942,7 @@
           <w:szCs w:val="24"/>
           <w:u w:val="single"/>
         </w:rPr>
-        <w:t>ас від лиця твого, але дозволь, як Добрий і Чоловіколюбець, аж до останнього нашого віддиху появляти тобі жертву справедливости й приноси на святих твоїх жертовниках]</w:t>
+        <w:t>ас від лиця твого, але дозволь, як Добрий і Людинолюбець, аж до останнього нашого віддиху появляти тобі жертву справедливости й приноси на святих твоїх жертовниках]</w:t>
       </w:r>
     </w:p>
     <w:p>
@@ -27299,7 +27298,7 @@
           <w:sz w:val="24"/>
           <w:szCs w:val="24"/>
         </w:rPr>
-        <w:t>ви,* витерпів розп'яття і смертю смерть подолав,* і як Бог появив воскресіння,* не погорди тими, що їх ти створив рукою своєю.* Покажи, Милостивий, своє чоловіколюбство,* прийми Богородицю, що тебе породила й молиться за нас,* і спаси, Спасе наш, людей зне</w:t>
+        <w:t>ви,* витерпів розп'яття і смертю смерть подолав,* і як Бог появив воскресіння,* не погорди тими, що їх ти створив рукою своєю.* Покажи, Милостивий, своє людинолюбство,* прийми Богородицю, що тебе породила й молиться за нас,* і спаси, Спасе наш, людей зне</w:t>
       </w:r>
       <w:r>
         <w:rPr>
@@ -28598,7 +28597,7 @@
           <w:sz w:val="24"/>
           <w:szCs w:val="24"/>
         </w:rPr>
-        <w:t>ровільно, як добрий і чоловіколюбний Бог, прости і даруй нам земні й небесні добра твої:</w:t>
+        <w:t>ровільно, як добрий і людинолюбний Бог, прости і даруй нам земні й небесні добра твої:</w:t>
       </w:r>
     </w:p>
     <w:p>
@@ -29071,7 +29070,7 @@
           <w:sz w:val="24"/>
           <w:szCs w:val="24"/>
         </w:rPr>
-        <w:t>і всіх святих, помилує і спасе нас, як благий і чоловіколюбець.</w:t>
+        <w:t>і всіх святих, помилує і спасе нас, як благий і людинолюбний.</w:t>
       </w:r>
     </w:p>
     <w:p>
